--- a/week-01/Ex5A_Tellingdatastorieswithcomics.docx
+++ b/week-01/Ex5A_Tellingdatastorieswithcomics.docx
@@ -4,10 +4,7 @@
   <w:body>
     <w:p>
       <w:r>
-        <w:t>a) What information is being illustrated in each visualization?</w:t>
-      </w:r>
-      <w:r>
-        <w:t xml:space="preserve"> The information that is being illustrated is descriptive data. Each </w:t>
+        <w:t xml:space="preserve">a) What information is being illustrated in each visualization? The information that is being illustrated is descriptive data. Each </w:t>
       </w:r>
       <w:proofErr w:type="gramStart"/>
       <w:r>
@@ -68,10 +65,7 @@
     </w:p>
     <w:p>
       <w:r>
-        <w:t>b) What do you think is interesting or engaging about each of these examples?</w:t>
-      </w:r>
-      <w:r>
-        <w:t xml:space="preserve"> I like </w:t>
+        <w:t xml:space="preserve">b) What do you think is interesting or engaging about each of these examples? I like </w:t>
       </w:r>
       <w:proofErr w:type="gramStart"/>
       <w:r>
@@ -97,10 +91,7 @@
     </w:p>
     <w:p>
       <w:r>
-        <w:t>think the author chose that format?</w:t>
-      </w:r>
-      <w:r>
-        <w:t xml:space="preserve"> It goes with the topic , for example the earth temperature image gives you a long timeline and event</w:t>
+        <w:t>think the author chose that format? It goes with the topic , for example the earth temperature image gives you a long timeline and event</w:t>
       </w:r>
       <w:r>
         <w:t>s</w:t>
@@ -182,23 +173,73 @@
     </w:p>
     <w:p>
       <w:r>
-        <w:t>3. In the class discussion channel, write a brief post that identifies your favorite of the</w:t>
+        <w:t>Bonus (optional): Also share an example of an infographic or illustration that you</w:t>
       </w:r>
     </w:p>
     <w:p>
       <w:r>
-        <w:t xml:space="preserve">three comics and </w:t>
+        <w:t>found outside of class that you think is an interesting way to tell a story about data.</w:t>
+      </w:r>
+    </w:p>
+    <w:p>
+      <w:hyperlink r:id="rId4" w:history="1">
+        <w:r>
+          <w:rPr>
+            <w:rStyle w:val="Hyperlink"/>
+          </w:rPr>
+          <w:t>Water World – the distribution of the all the water in all the world — Information is Beautiful</w:t>
+        </w:r>
+      </w:hyperlink>
+    </w:p>
+    <w:p>
+      <w:r>
+        <w:t>I looked up on the internet and water world caught my eye immediately.</w:t>
+      </w:r>
+      <w:r>
+        <w:t xml:space="preserve"> Showing visuals of water and how </w:t>
       </w:r>
       <w:proofErr w:type="gramStart"/>
       <w:r>
-        <w:t>explains</w:t>
+        <w:t>its</w:t>
       </w:r>
       <w:proofErr w:type="gramEnd"/>
       <w:r>
-        <w:t xml:space="preserve"> your pick.</w:t>
+        <w:t xml:space="preserve"> distributed </w:t>
+      </w:r>
+      <w:r>
+        <w:t>throughout</w:t>
+      </w:r>
+      <w:r>
+        <w:t xml:space="preserve"> everything</w:t>
+      </w:r>
+      <w:r>
+        <w:t xml:space="preserve"> even to the smallest organisms.</w:t>
+      </w:r>
+      <w:r>
+        <w:t xml:space="preserve"> The color layout is simple and easy to understand.</w:t>
+      </w:r>
+      <w:r>
+        <w:t xml:space="preserve"> They split it with the colors blue,</w:t>
+      </w:r>
+      <w:r>
+        <w:t xml:space="preserve"> </w:t>
+      </w:r>
+      <w:r>
+        <w:t xml:space="preserve">orange and green It starts the journey with blue water based where we get majority of water is by oceans. Then continues to the orange section to show the distribution </w:t>
+      </w:r>
+      <w:r>
+        <w:t xml:space="preserve">of  fresh water. Then </w:t>
+      </w:r>
+      <w:r>
+        <w:t>lastly it</w:t>
+      </w:r>
+      <w:r>
+        <w:t xml:space="preserve"> goes to the green section where it distributes basically to everything else on the planet </w:t>
+      </w:r>
+      <w:r>
+        <w:t>. The main surprise is that humans will get 0.3 percent of that water.</w:t>
       </w:r>
     </w:p>
-    <w:p/>
     <w:sectPr>
       <w:pgSz w:w="12240" w:h="15840"/>
       <w:pgMar w:top="1440" w:right="1440" w:bottom="1440" w:left="1440" w:header="720" w:footer="720" w:gutter="0"/>
@@ -812,7 +853,6 @@
   <w:style w:type="character" w:default="1" w:styleId="DefaultParagraphFont">
     <w:name w:val="Default Paragraph Font"/>
     <w:uiPriority w:val="1"/>
-    <w:semiHidden/>
     <w:unhideWhenUsed/>
   </w:style>
   <w:style w:type="table" w:default="1" w:styleId="TableNormal">
@@ -1124,6 +1164,29 @@
       <w:smallCaps/>
       <w:color w:val="2F5496" w:themeColor="accent1" w:themeShade="BF"/>
       <w:spacing w:val="5"/>
+    </w:rPr>
+  </w:style>
+  <w:style w:type="character" w:styleId="Hyperlink">
+    <w:name w:val="Hyperlink"/>
+    <w:basedOn w:val="DefaultParagraphFont"/>
+    <w:uiPriority w:val="99"/>
+    <w:unhideWhenUsed/>
+    <w:rsid w:val="00E43E08"/>
+    <w:rPr>
+      <w:color w:val="0563C1" w:themeColor="hyperlink"/>
+      <w:u w:val="single"/>
+    </w:rPr>
+  </w:style>
+  <w:style w:type="character" w:styleId="UnresolvedMention">
+    <w:name w:val="Unresolved Mention"/>
+    <w:basedOn w:val="DefaultParagraphFont"/>
+    <w:uiPriority w:val="99"/>
+    <w:semiHidden/>
+    <w:unhideWhenUsed/>
+    <w:rsid w:val="00E43E08"/>
+    <w:rPr>
+      <w:color w:val="605E5C"/>
+      <w:shd w:val="clear" w:color="auto" w:fill="E1DFDD"/>
     </w:rPr>
   </w:style>
 </w:styles>
